--- a/PCI-DSS-v4/CSW-PCI-DSS-Reference-Design.docx
+++ b/PCI-DSS-v4/CSW-PCI-DSS-Reference-Design.docx
@@ -37,13 +37,13 @@
         <w:t xml:space="preserve">Cisco Secure Workload — PCI DSS v4.0 Compliance Framework</w:t>
       </w:r>
     </w:p>
-    <w:bookmarkStart w:id="9" w:name="X3c4ff69eaa442f585c05bd0f2265febb089d8d1"/>
+    <w:bookmarkStart w:id="9" w:name="Xebd7054314193bf316fb55bdedbd9eb9d447b2b"/>
     <w:p>
       <w:pPr>
         <w:pStyle w:val="Heading2"/>
       </w:pPr>
       <w:r>
-        <w:t xml:space="preserve">Technical Runbook | Payment Card Industry Accounts</w:t>
+        <w:t xml:space="preserve">Reference Design | Payment Card Industry Accounts</w:t>
       </w:r>
     </w:p>
     <w:p>
@@ -142,7 +142,7 @@
           <w:b/>
           <w:bCs/>
         </w:rPr>
-        <w:t xml:space="preserve">Questions this runbook helps you answer:</w:t>
+        <w:t xml:space="preserve">Questions this reference design helps you answer:</w:t>
       </w:r>
     </w:p>
     <w:p>
